--- a/Fase 2/Evidencias del Proyecto/SICMA_MCK_v1.1.docx
+++ b/Fase 2/Evidencias del Proyecto/SICMA_MCK_v1.1.docx
@@ -1260,7 +1260,7 @@
               <w:rPr>
                 <w:sz w:val="18"/>
               </w:rPr>
-              <w:t>Se actualiza el lector a SecuGen y quién registra las huellas (Contratistas o el Administrador), según el código del 25 de octubre (commit 59710a5d).</w:t>
+              <w:t>Se actualiza el lector a SecuGen y quién registra las huellas (Contratistas o el Administrador), según el código del 25 de octubre (commit 59710a5d). Corrección del mismo día: se quita el aviso de técnico con otra intervención en el mismo horario, que el código no controla.</w:t>
             </w:r>
           </w:p>
         </w:tc>
@@ -3485,7 +3485,7 @@
         <w:rPr>
           <w:sz w:val="22"/>
         </w:rPr>
-        <w:t xml:space="preserve">Intervención aprobada: se elige al técnico entre los usuarios activos con rol Técnico y se agenda; lo hace el Administrador. Si el técnico ya tiene otra intervención en ese horario se muestra el error. Si el calendario no responde la asignación queda guardada y el agendamiento se reintenta.</w:t>
+        <w:t>Intervención aprobada: se elige al técnico entre los usuarios activos con rol Técnico y se agenda; lo hace el Administrador. Si la intervención ya no está Aprobada se muestra el error. Si el calendario no responde la asignación queda guardada y el agendamiento se reintenta.</w:t>
       </w:r>
     </w:p>
     <w:p>

--- a/Fase 2/Evidencias del Proyecto/SICMA_MCK_v1.1.docx
+++ b/Fase 2/Evidencias del Proyecto/SICMA_MCK_v1.1.docx
@@ -1260,7 +1260,7 @@
               <w:rPr>
                 <w:sz w:val="18"/>
               </w:rPr>
-              <w:t>Se actualiza el lector a SecuGen y quién registra las huellas (Contratistas o el Administrador), según el código del 25 de octubre (commit 59710a5d). Corrección del mismo día: se quita el aviso de técnico con otra intervención en el mismo horario, que el código no controla.</w:t>
+              <w:t>Se actualiza el lector a SecuGen y quién registra las huellas (Contratistas o el Administrador), según el código del 25 de octubre (commit 59710a5d). Corrección del mismo día: se quita el aviso de técnico con otra intervención en el mismo horario, que el código no controla. Corrección del mismo día: D-36 usa los estados del código.</w:t>
             </w:r>
           </w:p>
         </w:tc>
@@ -6245,7 +6245,7 @@
               <w:rPr>
                 <w:sz w:val="18"/>
               </w:rPr>
-              <w:t xml:space="preserve">Los estados de intervención del frontend (planificada, en curso, cerrada) difieren de los del CUS (Pendiente, Aprobada, Asignada, En ejecución, Cerrada) y de la base de datos.</w:t>
+              <w:t>Los estados de intervención del frontend (planificada, en curso, cerrada) difieren de los del código y de los demás documentos (Pendiente, Aprobada, Rechazada, En ejecución, Ejecutada, Fallida y Cancelada).</w:t>
             </w:r>
           </w:p>
         </w:tc>

--- a/Fase 2/Evidencias del Proyecto/SICMA_MCK_v1.1.docx
+++ b/Fase 2/Evidencias del Proyecto/SICMA_MCK_v1.1.docx
@@ -889,7 +889,7 @@
         <w:gridCol w:w="972"/>
         <w:gridCol w:w="1237"/>
         <w:gridCol w:w="1502"/>
-        <w:gridCol w:w="5126"/>
+        <w:gridCol w:w="5127"/>
       </w:tblGrid>
       <w:tr>
         <w:trPr>
@@ -955,7 +955,7 @@
         </w:tc>
         <w:tc>
           <w:tcPr>
-            <w:tcW w:w="5126" w:type="dxa"/>
+            <w:tcW w:w="5127" w:type="dxa"/>
             <w:shd w:val="clear" w:color="auto" w:fill="D9E2F3"/>
           </w:tcPr>
           <w:p>
@@ -1030,7 +1030,7 @@
         </w:tc>
         <w:tc>
           <w:tcPr>
-            <w:tcW w:w="5126" w:type="dxa"/>
+            <w:tcW w:w="5127" w:type="dxa"/>
           </w:tcPr>
           <w:p>
             <w:pPr>
@@ -1103,7 +1103,7 @@
         </w:tc>
         <w:tc>
           <w:tcPr>
-            <w:tcW w:w="5126" w:type="dxa"/>
+            <w:tcW w:w="5127" w:type="dxa"/>
           </w:tcPr>
           <w:p>
             <w:pPr>
@@ -1176,7 +1176,7 @@
         </w:tc>
         <w:tc>
           <w:tcPr>
-            <w:tcW w:w="5126" w:type="dxa"/>
+            <w:tcW w:w="5127" w:type="dxa"/>
           </w:tcPr>
           <w:p>
             <w:pPr>
@@ -1249,7 +1249,7 @@
         </w:tc>
         <w:tc>
           <w:tcPr>
-            <w:tcW w:w="5126" w:type="dxa"/>
+            <w:tcW w:w="5127" w:type="dxa"/>
           </w:tcPr>
           <w:p>
             <w:pPr>
@@ -1396,8 +1396,8 @@
         </w:tblBorders>
       </w:tblPr>
       <w:tblGrid>
-        <w:gridCol w:w="2460"/>
-        <w:gridCol w:w="5455"/>
+        <w:gridCol w:w="2747"/>
+        <w:gridCol w:w="6091"/>
       </w:tblGrid>
       <w:tr>
         <w:trPr>
@@ -1406,7 +1406,7 @@
         </w:trPr>
         <w:tc>
           <w:tcPr>
-            <w:tcW w:w="2460" w:type="dxa"/>
+            <w:tcW w:w="2747" w:type="dxa"/>
             <w:shd w:val="clear" w:color="auto" w:fill="D9E2F3"/>
           </w:tcPr>
           <w:p>
@@ -1425,7 +1425,7 @@
         </w:tc>
         <w:tc>
           <w:tcPr>
-            <w:tcW w:w="5455" w:type="dxa"/>
+            <w:tcW w:w="6091" w:type="dxa"/>
             <w:shd w:val="clear" w:color="auto" w:fill="D9E2F3"/>
           </w:tcPr>
           <w:p>
@@ -1449,7 +1449,7 @@
         </w:trPr>
         <w:tc>
           <w:tcPr>
-            <w:tcW w:w="2460" w:type="dxa"/>
+            <w:tcW w:w="2747" w:type="dxa"/>
           </w:tcPr>
           <w:p>
             <w:pPr>
@@ -1466,7 +1466,7 @@
         </w:tc>
         <w:tc>
           <w:tcPr>
-            <w:tcW w:w="5455" w:type="dxa"/>
+            <w:tcW w:w="6091" w:type="dxa"/>
           </w:tcPr>
           <w:p>
             <w:pPr>
@@ -1488,7 +1488,7 @@
         </w:trPr>
         <w:tc>
           <w:tcPr>
-            <w:tcW w:w="2460" w:type="dxa"/>
+            <w:tcW w:w="2747" w:type="dxa"/>
           </w:tcPr>
           <w:p>
             <w:pPr>
@@ -1505,7 +1505,7 @@
         </w:tc>
         <w:tc>
           <w:tcPr>
-            <w:tcW w:w="5455" w:type="dxa"/>
+            <w:tcW w:w="6091" w:type="dxa"/>
           </w:tcPr>
           <w:p>
             <w:pPr>
@@ -1527,7 +1527,7 @@
         </w:trPr>
         <w:tc>
           <w:tcPr>
-            <w:tcW w:w="2460" w:type="dxa"/>
+            <w:tcW w:w="2747" w:type="dxa"/>
           </w:tcPr>
           <w:p>
             <w:pPr>
@@ -1544,7 +1544,7 @@
         </w:tc>
         <w:tc>
           <w:tcPr>
-            <w:tcW w:w="5455" w:type="dxa"/>
+            <w:tcW w:w="6091" w:type="dxa"/>
           </w:tcPr>
           <w:p>
             <w:pPr>
@@ -1566,7 +1566,7 @@
         </w:trPr>
         <w:tc>
           <w:tcPr>
-            <w:tcW w:w="2460" w:type="dxa"/>
+            <w:tcW w:w="2747" w:type="dxa"/>
           </w:tcPr>
           <w:p>
             <w:pPr>
@@ -1583,7 +1583,7 @@
         </w:tc>
         <w:tc>
           <w:tcPr>
-            <w:tcW w:w="5455" w:type="dxa"/>
+            <w:tcW w:w="6091" w:type="dxa"/>
           </w:tcPr>
           <w:p>
             <w:pPr>
@@ -1605,7 +1605,7 @@
         </w:trPr>
         <w:tc>
           <w:tcPr>
-            <w:tcW w:w="2460" w:type="dxa"/>
+            <w:tcW w:w="2747" w:type="dxa"/>
           </w:tcPr>
           <w:p>
             <w:pPr>
@@ -1622,7 +1622,7 @@
         </w:tc>
         <w:tc>
           <w:tcPr>
-            <w:tcW w:w="5455" w:type="dxa"/>
+            <w:tcW w:w="6091" w:type="dxa"/>
           </w:tcPr>
           <w:p>
             <w:pPr>
@@ -1644,7 +1644,7 @@
         </w:trPr>
         <w:tc>
           <w:tcPr>
-            <w:tcW w:w="2460" w:type="dxa"/>
+            <w:tcW w:w="2747" w:type="dxa"/>
           </w:tcPr>
           <w:p>
             <w:pPr>
@@ -1661,7 +1661,7 @@
         </w:tc>
         <w:tc>
           <w:tcPr>
-            <w:tcW w:w="5455" w:type="dxa"/>
+            <w:tcW w:w="6091" w:type="dxa"/>
           </w:tcPr>
           <w:p>
             <w:pPr>
@@ -1683,7 +1683,7 @@
         </w:trPr>
         <w:tc>
           <w:tcPr>
-            <w:tcW w:w="2460" w:type="dxa"/>
+            <w:tcW w:w="2747" w:type="dxa"/>
           </w:tcPr>
           <w:p>
             <w:pPr>
@@ -1700,7 +1700,7 @@
         </w:tc>
         <w:tc>
           <w:tcPr>
-            <w:tcW w:w="5455" w:type="dxa"/>
+            <w:tcW w:w="6091" w:type="dxa"/>
           </w:tcPr>
           <w:p>
             <w:pPr>
@@ -3649,8 +3649,8 @@
         </w:tblBorders>
       </w:tblPr>
       <w:tblGrid>
-        <w:gridCol w:w="3466"/>
-        <w:gridCol w:w="4449"/>
+        <w:gridCol w:w="3870"/>
+        <w:gridCol w:w="4968"/>
       </w:tblGrid>
       <w:tr>
         <w:trPr>
@@ -3659,7 +3659,7 @@
         </w:trPr>
         <w:tc>
           <w:tcPr>
-            <w:tcW w:w="3466" w:type="dxa"/>
+            <w:tcW w:w="3870" w:type="dxa"/>
             <w:shd w:val="clear" w:color="auto" w:fill="D9E2F3"/>
           </w:tcPr>
           <w:p>
@@ -3678,7 +3678,7 @@
         </w:tc>
         <w:tc>
           <w:tcPr>
-            <w:tcW w:w="4449" w:type="dxa"/>
+            <w:tcW w:w="4968" w:type="dxa"/>
             <w:shd w:val="clear" w:color="auto" w:fill="D9E2F3"/>
           </w:tcPr>
           <w:p>
@@ -3702,7 +3702,7 @@
         </w:trPr>
         <w:tc>
           <w:tcPr>
-            <w:tcW w:w="3466" w:type="dxa"/>
+            <w:tcW w:w="3870" w:type="dxa"/>
           </w:tcPr>
           <w:p>
             <w:pPr>
@@ -3719,7 +3719,7 @@
         </w:tc>
         <w:tc>
           <w:tcPr>
-            <w:tcW w:w="4449" w:type="dxa"/>
+            <w:tcW w:w="4968" w:type="dxa"/>
           </w:tcPr>
           <w:p>
             <w:pPr>
@@ -3741,7 +3741,7 @@
         </w:trPr>
         <w:tc>
           <w:tcPr>
-            <w:tcW w:w="3466" w:type="dxa"/>
+            <w:tcW w:w="3870" w:type="dxa"/>
           </w:tcPr>
           <w:p>
             <w:pPr>
@@ -3758,7 +3758,7 @@
         </w:tc>
         <w:tc>
           <w:tcPr>
-            <w:tcW w:w="4449" w:type="dxa"/>
+            <w:tcW w:w="4968" w:type="dxa"/>
           </w:tcPr>
           <w:p>
             <w:pPr>
@@ -3780,7 +3780,7 @@
         </w:trPr>
         <w:tc>
           <w:tcPr>
-            <w:tcW w:w="3466" w:type="dxa"/>
+            <w:tcW w:w="3870" w:type="dxa"/>
           </w:tcPr>
           <w:p>
             <w:pPr>
@@ -3797,7 +3797,7 @@
         </w:tc>
         <w:tc>
           <w:tcPr>
-            <w:tcW w:w="4449" w:type="dxa"/>
+            <w:tcW w:w="4968" w:type="dxa"/>
           </w:tcPr>
           <w:p>
             <w:pPr>
@@ -3819,7 +3819,7 @@
         </w:trPr>
         <w:tc>
           <w:tcPr>
-            <w:tcW w:w="3466" w:type="dxa"/>
+            <w:tcW w:w="3870" w:type="dxa"/>
           </w:tcPr>
           <w:p>
             <w:pPr>
@@ -3836,7 +3836,7 @@
         </w:tc>
         <w:tc>
           <w:tcPr>
-            <w:tcW w:w="4449" w:type="dxa"/>
+            <w:tcW w:w="4968" w:type="dxa"/>
           </w:tcPr>
           <w:p>
             <w:pPr>
@@ -3858,7 +3858,7 @@
         </w:trPr>
         <w:tc>
           <w:tcPr>
-            <w:tcW w:w="3466" w:type="dxa"/>
+            <w:tcW w:w="3870" w:type="dxa"/>
           </w:tcPr>
           <w:p>
             <w:pPr>
@@ -3875,7 +3875,7 @@
         </w:tc>
         <w:tc>
           <w:tcPr>
-            <w:tcW w:w="4449" w:type="dxa"/>
+            <w:tcW w:w="4968" w:type="dxa"/>
           </w:tcPr>
           <w:p>
             <w:pPr>
@@ -3897,7 +3897,7 @@
         </w:trPr>
         <w:tc>
           <w:tcPr>
-            <w:tcW w:w="3466" w:type="dxa"/>
+            <w:tcW w:w="3870" w:type="dxa"/>
           </w:tcPr>
           <w:p>
             <w:pPr>
@@ -3914,7 +3914,7 @@
         </w:tc>
         <w:tc>
           <w:tcPr>
-            <w:tcW w:w="4449" w:type="dxa"/>
+            <w:tcW w:w="4968" w:type="dxa"/>
           </w:tcPr>
           <w:p>
             <w:pPr>
@@ -4270,9 +4270,9 @@
         </w:tblBorders>
       </w:tblPr>
       <w:tblGrid>
-        <w:gridCol w:w="3524"/>
-        <w:gridCol w:w="2331"/>
-        <w:gridCol w:w="2057"/>
+        <w:gridCol w:w="3936"/>
+        <w:gridCol w:w="2604"/>
+        <w:gridCol w:w="2298"/>
       </w:tblGrid>
       <w:tr>
         <w:trPr>
@@ -4281,7 +4281,7 @@
         </w:trPr>
         <w:tc>
           <w:tcPr>
-            <w:tcW w:w="3524" w:type="dxa"/>
+            <w:tcW w:w="3936" w:type="dxa"/>
             <w:shd w:val="clear" w:color="auto" w:fill="D9E2F3"/>
           </w:tcPr>
           <w:p>
@@ -4300,7 +4300,7 @@
         </w:tc>
         <w:tc>
           <w:tcPr>
-            <w:tcW w:w="2331" w:type="dxa"/>
+            <w:tcW w:w="2604" w:type="dxa"/>
             <w:shd w:val="clear" w:color="auto" w:fill="D9E2F3"/>
           </w:tcPr>
           <w:p>
@@ -4319,7 +4319,7 @@
         </w:tc>
         <w:tc>
           <w:tcPr>
-            <w:tcW w:w="2057" w:type="dxa"/>
+            <w:tcW w:w="2298" w:type="dxa"/>
             <w:shd w:val="clear" w:color="auto" w:fill="D9E2F3"/>
           </w:tcPr>
           <w:p>
@@ -4343,7 +4343,7 @@
         </w:trPr>
         <w:tc>
           <w:tcPr>
-            <w:tcW w:w="3524" w:type="dxa"/>
+            <w:tcW w:w="3936" w:type="dxa"/>
           </w:tcPr>
           <w:p>
             <w:pPr>
@@ -4360,7 +4360,7 @@
         </w:tc>
         <w:tc>
           <w:tcPr>
-            <w:tcW w:w="2331" w:type="dxa"/>
+            <w:tcW w:w="2604" w:type="dxa"/>
           </w:tcPr>
           <w:p>
             <w:pPr>
@@ -4377,7 +4377,7 @@
         </w:tc>
         <w:tc>
           <w:tcPr>
-            <w:tcW w:w="2057" w:type="dxa"/>
+            <w:tcW w:w="2298" w:type="dxa"/>
           </w:tcPr>
           <w:p>
             <w:pPr>
@@ -4399,7 +4399,7 @@
         </w:trPr>
         <w:tc>
           <w:tcPr>
-            <w:tcW w:w="3524" w:type="dxa"/>
+            <w:tcW w:w="3936" w:type="dxa"/>
           </w:tcPr>
           <w:p>
             <w:pPr>
@@ -4416,7 +4416,7 @@
         </w:tc>
         <w:tc>
           <w:tcPr>
-            <w:tcW w:w="2331" w:type="dxa"/>
+            <w:tcW w:w="2604" w:type="dxa"/>
           </w:tcPr>
           <w:p>
             <w:pPr>
@@ -4433,7 +4433,7 @@
         </w:tc>
         <w:tc>
           <w:tcPr>
-            <w:tcW w:w="2057" w:type="dxa"/>
+            <w:tcW w:w="2298" w:type="dxa"/>
           </w:tcPr>
           <w:p>
             <w:pPr>
@@ -4455,7 +4455,7 @@
         </w:trPr>
         <w:tc>
           <w:tcPr>
-            <w:tcW w:w="3524" w:type="dxa"/>
+            <w:tcW w:w="3936" w:type="dxa"/>
           </w:tcPr>
           <w:p>
             <w:pPr>
@@ -4472,7 +4472,7 @@
         </w:tc>
         <w:tc>
           <w:tcPr>
-            <w:tcW w:w="2331" w:type="dxa"/>
+            <w:tcW w:w="2604" w:type="dxa"/>
           </w:tcPr>
           <w:p>
             <w:pPr>
@@ -4489,7 +4489,7 @@
         </w:tc>
         <w:tc>
           <w:tcPr>
-            <w:tcW w:w="2057" w:type="dxa"/>
+            <w:tcW w:w="2298" w:type="dxa"/>
           </w:tcPr>
           <w:p>
             <w:pPr>
@@ -4511,7 +4511,7 @@
         </w:trPr>
         <w:tc>
           <w:tcPr>
-            <w:tcW w:w="3524" w:type="dxa"/>
+            <w:tcW w:w="3936" w:type="dxa"/>
           </w:tcPr>
           <w:p>
             <w:pPr>
@@ -4528,7 +4528,7 @@
         </w:tc>
         <w:tc>
           <w:tcPr>
-            <w:tcW w:w="2331" w:type="dxa"/>
+            <w:tcW w:w="2604" w:type="dxa"/>
           </w:tcPr>
           <w:p>
             <w:pPr>
@@ -4545,7 +4545,7 @@
         </w:tc>
         <w:tc>
           <w:tcPr>
-            <w:tcW w:w="2057" w:type="dxa"/>
+            <w:tcW w:w="2298" w:type="dxa"/>
           </w:tcPr>
           <w:p>
             <w:pPr>
@@ -4567,7 +4567,7 @@
         </w:trPr>
         <w:tc>
           <w:tcPr>
-            <w:tcW w:w="3524" w:type="dxa"/>
+            <w:tcW w:w="3936" w:type="dxa"/>
           </w:tcPr>
           <w:p>
             <w:pPr>
@@ -4584,7 +4584,7 @@
         </w:tc>
         <w:tc>
           <w:tcPr>
-            <w:tcW w:w="2331" w:type="dxa"/>
+            <w:tcW w:w="2604" w:type="dxa"/>
           </w:tcPr>
           <w:p>
             <w:pPr>
@@ -4601,7 +4601,7 @@
         </w:tc>
         <w:tc>
           <w:tcPr>
-            <w:tcW w:w="2057" w:type="dxa"/>
+            <w:tcW w:w="2298" w:type="dxa"/>
           </w:tcPr>
           <w:p>
             <w:pPr>
@@ -4623,7 +4623,7 @@
         </w:trPr>
         <w:tc>
           <w:tcPr>
-            <w:tcW w:w="3524" w:type="dxa"/>
+            <w:tcW w:w="3936" w:type="dxa"/>
           </w:tcPr>
           <w:p>
             <w:pPr>
@@ -4640,7 +4640,7 @@
         </w:tc>
         <w:tc>
           <w:tcPr>
-            <w:tcW w:w="2331" w:type="dxa"/>
+            <w:tcW w:w="2604" w:type="dxa"/>
           </w:tcPr>
           <w:p>
             <w:pPr>
@@ -4657,7 +4657,7 @@
         </w:tc>
         <w:tc>
           <w:tcPr>
-            <w:tcW w:w="2057" w:type="dxa"/>
+            <w:tcW w:w="2298" w:type="dxa"/>
           </w:tcPr>
           <w:p>
             <w:pPr>
@@ -4679,7 +4679,7 @@
         </w:trPr>
         <w:tc>
           <w:tcPr>
-            <w:tcW w:w="3524" w:type="dxa"/>
+            <w:tcW w:w="3936" w:type="dxa"/>
           </w:tcPr>
           <w:p>
             <w:pPr>
@@ -4696,7 +4696,7 @@
         </w:tc>
         <w:tc>
           <w:tcPr>
-            <w:tcW w:w="2331" w:type="dxa"/>
+            <w:tcW w:w="2604" w:type="dxa"/>
           </w:tcPr>
           <w:p>
             <w:pPr>
@@ -4713,7 +4713,7 @@
         </w:tc>
         <w:tc>
           <w:tcPr>
-            <w:tcW w:w="2057" w:type="dxa"/>
+            <w:tcW w:w="2298" w:type="dxa"/>
           </w:tcPr>
           <w:p>
             <w:pPr>
@@ -4735,7 +4735,7 @@
         </w:trPr>
         <w:tc>
           <w:tcPr>
-            <w:tcW w:w="3524" w:type="dxa"/>
+            <w:tcW w:w="3936" w:type="dxa"/>
           </w:tcPr>
           <w:p>
             <w:pPr>
@@ -4752,7 +4752,7 @@
         </w:tc>
         <w:tc>
           <w:tcPr>
-            <w:tcW w:w="2331" w:type="dxa"/>
+            <w:tcW w:w="2604" w:type="dxa"/>
           </w:tcPr>
           <w:p>
             <w:pPr>
@@ -4769,7 +4769,7 @@
         </w:tc>
         <w:tc>
           <w:tcPr>
-            <w:tcW w:w="2057" w:type="dxa"/>
+            <w:tcW w:w="2298" w:type="dxa"/>
           </w:tcPr>
           <w:p>
             <w:pPr>
@@ -4791,7 +4791,7 @@
         </w:trPr>
         <w:tc>
           <w:tcPr>
-            <w:tcW w:w="3524" w:type="dxa"/>
+            <w:tcW w:w="3936" w:type="dxa"/>
           </w:tcPr>
           <w:p>
             <w:pPr>
@@ -4808,7 +4808,7 @@
         </w:tc>
         <w:tc>
           <w:tcPr>
-            <w:tcW w:w="2331" w:type="dxa"/>
+            <w:tcW w:w="2604" w:type="dxa"/>
           </w:tcPr>
           <w:p>
             <w:pPr>
@@ -4825,7 +4825,7 @@
         </w:tc>
         <w:tc>
           <w:tcPr>
-            <w:tcW w:w="2057" w:type="dxa"/>
+            <w:tcW w:w="2298" w:type="dxa"/>
           </w:tcPr>
           <w:p>
             <w:pPr>
@@ -4847,7 +4847,7 @@
         </w:trPr>
         <w:tc>
           <w:tcPr>
-            <w:tcW w:w="3524" w:type="dxa"/>
+            <w:tcW w:w="3936" w:type="dxa"/>
           </w:tcPr>
           <w:p>
             <w:pPr>
@@ -4864,7 +4864,7 @@
         </w:tc>
         <w:tc>
           <w:tcPr>
-            <w:tcW w:w="2331" w:type="dxa"/>
+            <w:tcW w:w="2604" w:type="dxa"/>
           </w:tcPr>
           <w:p>
             <w:pPr>
@@ -4881,7 +4881,7 @@
         </w:tc>
         <w:tc>
           <w:tcPr>
-            <w:tcW w:w="2057" w:type="dxa"/>
+            <w:tcW w:w="2298" w:type="dxa"/>
           </w:tcPr>
           <w:p>
             <w:pPr>
@@ -4903,7 +4903,7 @@
         </w:trPr>
         <w:tc>
           <w:tcPr>
-            <w:tcW w:w="3524" w:type="dxa"/>
+            <w:tcW w:w="3936" w:type="dxa"/>
           </w:tcPr>
           <w:p>
             <w:pPr>
@@ -4920,7 +4920,7 @@
         </w:tc>
         <w:tc>
           <w:tcPr>
-            <w:tcW w:w="2331" w:type="dxa"/>
+            <w:tcW w:w="2604" w:type="dxa"/>
           </w:tcPr>
           <w:p>
             <w:pPr>
@@ -4937,7 +4937,7 @@
         </w:tc>
         <w:tc>
           <w:tcPr>
-            <w:tcW w:w="2057" w:type="dxa"/>
+            <w:tcW w:w="2298" w:type="dxa"/>
           </w:tcPr>
           <w:p>
             <w:pPr>
@@ -4959,7 +4959,7 @@
         </w:trPr>
         <w:tc>
           <w:tcPr>
-            <w:tcW w:w="3524" w:type="dxa"/>
+            <w:tcW w:w="3936" w:type="dxa"/>
           </w:tcPr>
           <w:p>
             <w:pPr>
@@ -4976,7 +4976,7 @@
         </w:tc>
         <w:tc>
           <w:tcPr>
-            <w:tcW w:w="2331" w:type="dxa"/>
+            <w:tcW w:w="2604" w:type="dxa"/>
           </w:tcPr>
           <w:p>
             <w:pPr>
@@ -4993,7 +4993,7 @@
         </w:tc>
         <w:tc>
           <w:tcPr>
-            <w:tcW w:w="2057" w:type="dxa"/>
+            <w:tcW w:w="2298" w:type="dxa"/>
           </w:tcPr>
           <w:p>
             <w:pPr>
@@ -5015,7 +5015,7 @@
         </w:trPr>
         <w:tc>
           <w:tcPr>
-            <w:tcW w:w="3524" w:type="dxa"/>
+            <w:tcW w:w="3936" w:type="dxa"/>
           </w:tcPr>
           <w:p>
             <w:pPr>
@@ -5032,7 +5032,7 @@
         </w:tc>
         <w:tc>
           <w:tcPr>
-            <w:tcW w:w="2331" w:type="dxa"/>
+            <w:tcW w:w="2604" w:type="dxa"/>
           </w:tcPr>
           <w:p>
             <w:pPr>
@@ -5049,7 +5049,7 @@
         </w:tc>
         <w:tc>
           <w:tcPr>
-            <w:tcW w:w="2057" w:type="dxa"/>
+            <w:tcW w:w="2298" w:type="dxa"/>
           </w:tcPr>
           <w:p>
             <w:pPr>
@@ -5071,7 +5071,7 @@
         </w:trPr>
         <w:tc>
           <w:tcPr>
-            <w:tcW w:w="3524" w:type="dxa"/>
+            <w:tcW w:w="3936" w:type="dxa"/>
           </w:tcPr>
           <w:p>
             <w:pPr>
@@ -5088,7 +5088,7 @@
         </w:tc>
         <w:tc>
           <w:tcPr>
-            <w:tcW w:w="2331" w:type="dxa"/>
+            <w:tcW w:w="2604" w:type="dxa"/>
           </w:tcPr>
           <w:p>
             <w:pPr>
@@ -5105,7 +5105,7 @@
         </w:tc>
         <w:tc>
           <w:tcPr>
-            <w:tcW w:w="2057" w:type="dxa"/>
+            <w:tcW w:w="2298" w:type="dxa"/>
           </w:tcPr>
           <w:p>
             <w:pPr>
@@ -5127,7 +5127,7 @@
         </w:trPr>
         <w:tc>
           <w:tcPr>
-            <w:tcW w:w="3524" w:type="dxa"/>
+            <w:tcW w:w="3936" w:type="dxa"/>
           </w:tcPr>
           <w:p>
             <w:pPr>
@@ -5144,7 +5144,7 @@
         </w:tc>
         <w:tc>
           <w:tcPr>
-            <w:tcW w:w="2331" w:type="dxa"/>
+            <w:tcW w:w="2604" w:type="dxa"/>
           </w:tcPr>
           <w:p>
             <w:pPr>
@@ -5161,7 +5161,7 @@
         </w:tc>
         <w:tc>
           <w:tcPr>
-            <w:tcW w:w="2057" w:type="dxa"/>
+            <w:tcW w:w="2298" w:type="dxa"/>
           </w:tcPr>
           <w:p>
             <w:pPr>
@@ -5183,7 +5183,7 @@
         </w:trPr>
         <w:tc>
           <w:tcPr>
-            <w:tcW w:w="3524" w:type="dxa"/>
+            <w:tcW w:w="3936" w:type="dxa"/>
           </w:tcPr>
           <w:p>
             <w:pPr>
@@ -5200,7 +5200,7 @@
         </w:tc>
         <w:tc>
           <w:tcPr>
-            <w:tcW w:w="2331" w:type="dxa"/>
+            <w:tcW w:w="2604" w:type="dxa"/>
           </w:tcPr>
           <w:p>
             <w:pPr>
@@ -5217,7 +5217,7 @@
         </w:tc>
         <w:tc>
           <w:tcPr>
-            <w:tcW w:w="2057" w:type="dxa"/>
+            <w:tcW w:w="2298" w:type="dxa"/>
           </w:tcPr>
           <w:p>
             <w:pPr>
@@ -5239,7 +5239,7 @@
         </w:trPr>
         <w:tc>
           <w:tcPr>
-            <w:tcW w:w="3524" w:type="dxa"/>
+            <w:tcW w:w="3936" w:type="dxa"/>
           </w:tcPr>
           <w:p>
             <w:pPr>
@@ -5256,7 +5256,7 @@
         </w:tc>
         <w:tc>
           <w:tcPr>
-            <w:tcW w:w="2331" w:type="dxa"/>
+            <w:tcW w:w="2604" w:type="dxa"/>
           </w:tcPr>
           <w:p>
             <w:pPr>
@@ -5273,7 +5273,7 @@
         </w:tc>
         <w:tc>
           <w:tcPr>
-            <w:tcW w:w="2057" w:type="dxa"/>
+            <w:tcW w:w="2298" w:type="dxa"/>
           </w:tcPr>
           <w:p>
             <w:pPr>
@@ -5295,7 +5295,7 @@
         </w:trPr>
         <w:tc>
           <w:tcPr>
-            <w:tcW w:w="3524" w:type="dxa"/>
+            <w:tcW w:w="3936" w:type="dxa"/>
           </w:tcPr>
           <w:p>
             <w:pPr>
@@ -5312,7 +5312,7 @@
         </w:tc>
         <w:tc>
           <w:tcPr>
-            <w:tcW w:w="2331" w:type="dxa"/>
+            <w:tcW w:w="2604" w:type="dxa"/>
           </w:tcPr>
           <w:p>
             <w:pPr>
@@ -5329,7 +5329,7 @@
         </w:tc>
         <w:tc>
           <w:tcPr>
-            <w:tcW w:w="2057" w:type="dxa"/>
+            <w:tcW w:w="2298" w:type="dxa"/>
           </w:tcPr>
           <w:p>
             <w:pPr>
@@ -5351,7 +5351,7 @@
         </w:trPr>
         <w:tc>
           <w:tcPr>
-            <w:tcW w:w="3524" w:type="dxa"/>
+            <w:tcW w:w="3936" w:type="dxa"/>
           </w:tcPr>
           <w:p>
             <w:pPr>
@@ -5368,7 +5368,7 @@
         </w:tc>
         <w:tc>
           <w:tcPr>
-            <w:tcW w:w="2331" w:type="dxa"/>
+            <w:tcW w:w="2604" w:type="dxa"/>
           </w:tcPr>
           <w:p>
             <w:pPr>
@@ -5385,7 +5385,7 @@
         </w:tc>
         <w:tc>
           <w:tcPr>
-            <w:tcW w:w="2057" w:type="dxa"/>
+            <w:tcW w:w="2298" w:type="dxa"/>
           </w:tcPr>
           <w:p>
             <w:pPr>
@@ -5407,7 +5407,7 @@
         </w:trPr>
         <w:tc>
           <w:tcPr>
-            <w:tcW w:w="3524" w:type="dxa"/>
+            <w:tcW w:w="3936" w:type="dxa"/>
           </w:tcPr>
           <w:p>
             <w:pPr>
@@ -5424,7 +5424,7 @@
         </w:tc>
         <w:tc>
           <w:tcPr>
-            <w:tcW w:w="2331" w:type="dxa"/>
+            <w:tcW w:w="2604" w:type="dxa"/>
           </w:tcPr>
           <w:p>
             <w:pPr>
@@ -5441,7 +5441,7 @@
         </w:tc>
         <w:tc>
           <w:tcPr>
-            <w:tcW w:w="2057" w:type="dxa"/>
+            <w:tcW w:w="2298" w:type="dxa"/>
           </w:tcPr>
           <w:p>
             <w:pPr>
@@ -5463,7 +5463,7 @@
         </w:trPr>
         <w:tc>
           <w:tcPr>
-            <w:tcW w:w="3524" w:type="dxa"/>
+            <w:tcW w:w="3936" w:type="dxa"/>
           </w:tcPr>
           <w:p>
             <w:pPr>
@@ -5480,7 +5480,7 @@
         </w:tc>
         <w:tc>
           <w:tcPr>
-            <w:tcW w:w="2331" w:type="dxa"/>
+            <w:tcW w:w="2604" w:type="dxa"/>
           </w:tcPr>
           <w:p>
             <w:pPr>
@@ -5497,7 +5497,7 @@
         </w:tc>
         <w:tc>
           <w:tcPr>
-            <w:tcW w:w="2057" w:type="dxa"/>
+            <w:tcW w:w="2298" w:type="dxa"/>
           </w:tcPr>
           <w:p>
             <w:pPr>
@@ -5519,7 +5519,7 @@
         </w:trPr>
         <w:tc>
           <w:tcPr>
-            <w:tcW w:w="3524" w:type="dxa"/>
+            <w:tcW w:w="3936" w:type="dxa"/>
           </w:tcPr>
           <w:p>
             <w:pPr>
@@ -5536,7 +5536,7 @@
         </w:tc>
         <w:tc>
           <w:tcPr>
-            <w:tcW w:w="2331" w:type="dxa"/>
+            <w:tcW w:w="2604" w:type="dxa"/>
           </w:tcPr>
           <w:p>
             <w:pPr>
@@ -5553,7 +5553,7 @@
         </w:tc>
         <w:tc>
           <w:tcPr>
-            <w:tcW w:w="2057" w:type="dxa"/>
+            <w:tcW w:w="2298" w:type="dxa"/>
           </w:tcPr>
           <w:p>
             <w:pPr>
@@ -5575,7 +5575,7 @@
         </w:trPr>
         <w:tc>
           <w:tcPr>
-            <w:tcW w:w="3524" w:type="dxa"/>
+            <w:tcW w:w="3936" w:type="dxa"/>
           </w:tcPr>
           <w:p>
             <w:pPr>
@@ -5592,7 +5592,7 @@
         </w:tc>
         <w:tc>
           <w:tcPr>
-            <w:tcW w:w="2331" w:type="dxa"/>
+            <w:tcW w:w="2604" w:type="dxa"/>
           </w:tcPr>
           <w:p>
             <w:pPr>
@@ -5609,7 +5609,7 @@
         </w:tc>
         <w:tc>
           <w:tcPr>
-            <w:tcW w:w="2057" w:type="dxa"/>
+            <w:tcW w:w="2298" w:type="dxa"/>
           </w:tcPr>
           <w:p>
             <w:pPr>
@@ -5631,7 +5631,7 @@
         </w:trPr>
         <w:tc>
           <w:tcPr>
-            <w:tcW w:w="3524" w:type="dxa"/>
+            <w:tcW w:w="3936" w:type="dxa"/>
           </w:tcPr>
           <w:p>
             <w:pPr>
@@ -5648,7 +5648,7 @@
         </w:tc>
         <w:tc>
           <w:tcPr>
-            <w:tcW w:w="2331" w:type="dxa"/>
+            <w:tcW w:w="2604" w:type="dxa"/>
           </w:tcPr>
           <w:p>
             <w:pPr>
@@ -5665,7 +5665,7 @@
         </w:tc>
         <w:tc>
           <w:tcPr>
-            <w:tcW w:w="2057" w:type="dxa"/>
+            <w:tcW w:w="2298" w:type="dxa"/>
           </w:tcPr>
           <w:p>
             <w:pPr>
@@ -5687,7 +5687,7 @@
         </w:trPr>
         <w:tc>
           <w:tcPr>
-            <w:tcW w:w="3524" w:type="dxa"/>
+            <w:tcW w:w="3936" w:type="dxa"/>
           </w:tcPr>
           <w:p>
             <w:pPr>
@@ -5704,7 +5704,7 @@
         </w:tc>
         <w:tc>
           <w:tcPr>
-            <w:tcW w:w="2331" w:type="dxa"/>
+            <w:tcW w:w="2604" w:type="dxa"/>
           </w:tcPr>
           <w:p>
             <w:pPr>
@@ -5721,7 +5721,7 @@
         </w:tc>
         <w:tc>
           <w:tcPr>
-            <w:tcW w:w="2057" w:type="dxa"/>
+            <w:tcW w:w="2298" w:type="dxa"/>
           </w:tcPr>
           <w:p>
             <w:pPr>
@@ -5832,10 +5832,10 @@
         </w:tblBorders>
       </w:tblPr>
       <w:tblGrid>
-        <w:gridCol w:w="1058"/>
-        <w:gridCol w:w="3094"/>
-        <w:gridCol w:w="2487"/>
-        <w:gridCol w:w="1271"/>
+        <w:gridCol w:w="1182"/>
+        <w:gridCol w:w="3457"/>
+        <w:gridCol w:w="2779"/>
+        <w:gridCol w:w="1420"/>
       </w:tblGrid>
       <w:tr>
         <w:trPr>
@@ -5844,7 +5844,7 @@
         </w:trPr>
         <w:tc>
           <w:tcPr>
-            <w:tcW w:w="1058" w:type="dxa"/>
+            <w:tcW w:w="1182" w:type="dxa"/>
             <w:shd w:val="clear" w:color="auto" w:fill="D9E2F3"/>
           </w:tcPr>
           <w:p>
@@ -5863,7 +5863,7 @@
         </w:tc>
         <w:tc>
           <w:tcPr>
-            <w:tcW w:w="3094" w:type="dxa"/>
+            <w:tcW w:w="3457" w:type="dxa"/>
             <w:shd w:val="clear" w:color="auto" w:fill="D9E2F3"/>
           </w:tcPr>
           <w:p>
@@ -5882,7 +5882,7 @@
         </w:tc>
         <w:tc>
           <w:tcPr>
-            <w:tcW w:w="2487" w:type="dxa"/>
+            <w:tcW w:w="2779" w:type="dxa"/>
             <w:shd w:val="clear" w:color="auto" w:fill="D9E2F3"/>
           </w:tcPr>
           <w:p>
@@ -5901,7 +5901,7 @@
         </w:tc>
         <w:tc>
           <w:tcPr>
-            <w:tcW w:w="1271" w:type="dxa"/>
+            <w:tcW w:w="1420" w:type="dxa"/>
             <w:shd w:val="clear" w:color="auto" w:fill="D9E2F3"/>
           </w:tcPr>
           <w:p>
@@ -5925,7 +5925,7 @@
         </w:trPr>
         <w:tc>
           <w:tcPr>
-            <w:tcW w:w="1058" w:type="dxa"/>
+            <w:tcW w:w="1182" w:type="dxa"/>
           </w:tcPr>
           <w:p>
             <w:pPr>
@@ -5942,7 +5942,7 @@
         </w:tc>
         <w:tc>
           <w:tcPr>
-            <w:tcW w:w="3094" w:type="dxa"/>
+            <w:tcW w:w="3457" w:type="dxa"/>
           </w:tcPr>
           <w:p>
             <w:pPr>
@@ -5959,7 +5959,7 @@
         </w:tc>
         <w:tc>
           <w:tcPr>
-            <w:tcW w:w="2487" w:type="dxa"/>
+            <w:tcW w:w="2779" w:type="dxa"/>
           </w:tcPr>
           <w:p>
             <w:pPr>
@@ -5976,7 +5976,7 @@
         </w:tc>
         <w:tc>
           <w:tcPr>
-            <w:tcW w:w="1271" w:type="dxa"/>
+            <w:tcW w:w="1420" w:type="dxa"/>
           </w:tcPr>
           <w:p>
             <w:pPr>
@@ -5998,7 +5998,7 @@
         </w:trPr>
         <w:tc>
           <w:tcPr>
-            <w:tcW w:w="1058" w:type="dxa"/>
+            <w:tcW w:w="1182" w:type="dxa"/>
           </w:tcPr>
           <w:p>
             <w:pPr>
@@ -6015,7 +6015,7 @@
         </w:tc>
         <w:tc>
           <w:tcPr>
-            <w:tcW w:w="3094" w:type="dxa"/>
+            <w:tcW w:w="3457" w:type="dxa"/>
           </w:tcPr>
           <w:p>
             <w:pPr>
@@ -6032,7 +6032,7 @@
         </w:tc>
         <w:tc>
           <w:tcPr>
-            <w:tcW w:w="2487" w:type="dxa"/>
+            <w:tcW w:w="2779" w:type="dxa"/>
           </w:tcPr>
           <w:p>
             <w:pPr>
@@ -6049,7 +6049,7 @@
         </w:tc>
         <w:tc>
           <w:tcPr>
-            <w:tcW w:w="1271" w:type="dxa"/>
+            <w:tcW w:w="1420" w:type="dxa"/>
           </w:tcPr>
           <w:p>
             <w:pPr>
@@ -6071,7 +6071,7 @@
         </w:trPr>
         <w:tc>
           <w:tcPr>
-            <w:tcW w:w="1058" w:type="dxa"/>
+            <w:tcW w:w="1182" w:type="dxa"/>
           </w:tcPr>
           <w:p>
             <w:pPr>
@@ -6088,7 +6088,7 @@
         </w:tc>
         <w:tc>
           <w:tcPr>
-            <w:tcW w:w="3094" w:type="dxa"/>
+            <w:tcW w:w="3457" w:type="dxa"/>
           </w:tcPr>
           <w:p>
             <w:pPr>
@@ -6105,7 +6105,7 @@
         </w:tc>
         <w:tc>
           <w:tcPr>
-            <w:tcW w:w="2487" w:type="dxa"/>
+            <w:tcW w:w="2779" w:type="dxa"/>
           </w:tcPr>
           <w:p>
             <w:pPr>
@@ -6122,7 +6122,7 @@
         </w:tc>
         <w:tc>
           <w:tcPr>
-            <w:tcW w:w="1271" w:type="dxa"/>
+            <w:tcW w:w="1420" w:type="dxa"/>
           </w:tcPr>
           <w:p>
             <w:pPr>
@@ -6144,7 +6144,7 @@
         </w:trPr>
         <w:tc>
           <w:tcPr>
-            <w:tcW w:w="1058" w:type="dxa"/>
+            <w:tcW w:w="1182" w:type="dxa"/>
           </w:tcPr>
           <w:p>
             <w:pPr>
@@ -6161,7 +6161,7 @@
         </w:tc>
         <w:tc>
           <w:tcPr>
-            <w:tcW w:w="3094" w:type="dxa"/>
+            <w:tcW w:w="3457" w:type="dxa"/>
           </w:tcPr>
           <w:p>
             <w:pPr>
@@ -6178,7 +6178,7 @@
         </w:tc>
         <w:tc>
           <w:tcPr>
-            <w:tcW w:w="2487" w:type="dxa"/>
+            <w:tcW w:w="2779" w:type="dxa"/>
           </w:tcPr>
           <w:p>
             <w:pPr>
@@ -6195,7 +6195,7 @@
         </w:tc>
         <w:tc>
           <w:tcPr>
-            <w:tcW w:w="1271" w:type="dxa"/>
+            <w:tcW w:w="1420" w:type="dxa"/>
           </w:tcPr>
           <w:p>
             <w:pPr>
@@ -6217,7 +6217,7 @@
         </w:trPr>
         <w:tc>
           <w:tcPr>
-            <w:tcW w:w="1058" w:type="dxa"/>
+            <w:tcW w:w="1182" w:type="dxa"/>
           </w:tcPr>
           <w:p>
             <w:pPr>
@@ -6234,7 +6234,7 @@
         </w:tc>
         <w:tc>
           <w:tcPr>
-            <w:tcW w:w="3094" w:type="dxa"/>
+            <w:tcW w:w="3457" w:type="dxa"/>
           </w:tcPr>
           <w:p>
             <w:pPr>
@@ -6251,7 +6251,7 @@
         </w:tc>
         <w:tc>
           <w:tcPr>
-            <w:tcW w:w="2487" w:type="dxa"/>
+            <w:tcW w:w="2779" w:type="dxa"/>
           </w:tcPr>
           <w:p>
             <w:pPr>
@@ -6268,7 +6268,7 @@
         </w:tc>
         <w:tc>
           <w:tcPr>
-            <w:tcW w:w="1271" w:type="dxa"/>
+            <w:tcW w:w="1420" w:type="dxa"/>
           </w:tcPr>
           <w:p>
             <w:pPr>
@@ -6290,7 +6290,7 @@
         </w:trPr>
         <w:tc>
           <w:tcPr>
-            <w:tcW w:w="1058" w:type="dxa"/>
+            <w:tcW w:w="1182" w:type="dxa"/>
           </w:tcPr>
           <w:p>
             <w:pPr>
@@ -6307,7 +6307,7 @@
         </w:tc>
         <w:tc>
           <w:tcPr>
-            <w:tcW w:w="3094" w:type="dxa"/>
+            <w:tcW w:w="3457" w:type="dxa"/>
           </w:tcPr>
           <w:p>
             <w:pPr>
@@ -6324,7 +6324,7 @@
         </w:tc>
         <w:tc>
           <w:tcPr>
-            <w:tcW w:w="2487" w:type="dxa"/>
+            <w:tcW w:w="2779" w:type="dxa"/>
           </w:tcPr>
           <w:p>
             <w:pPr>
@@ -6341,7 +6341,7 @@
         </w:tc>
         <w:tc>
           <w:tcPr>
-            <w:tcW w:w="1271" w:type="dxa"/>
+            <w:tcW w:w="1420" w:type="dxa"/>
           </w:tcPr>
           <w:p>
             <w:pPr>
@@ -6363,7 +6363,7 @@
         </w:trPr>
         <w:tc>
           <w:tcPr>
-            <w:tcW w:w="1058" w:type="dxa"/>
+            <w:tcW w:w="1182" w:type="dxa"/>
           </w:tcPr>
           <w:p>
             <w:pPr>
@@ -6380,7 +6380,7 @@
         </w:tc>
         <w:tc>
           <w:tcPr>
-            <w:tcW w:w="3094" w:type="dxa"/>
+            <w:tcW w:w="3457" w:type="dxa"/>
           </w:tcPr>
           <w:p>
             <w:pPr>
@@ -6397,7 +6397,7 @@
         </w:tc>
         <w:tc>
           <w:tcPr>
-            <w:tcW w:w="2487" w:type="dxa"/>
+            <w:tcW w:w="2779" w:type="dxa"/>
           </w:tcPr>
           <w:p>
             <w:pPr>
@@ -6414,7 +6414,7 @@
         </w:tc>
         <w:tc>
           <w:tcPr>
-            <w:tcW w:w="1271" w:type="dxa"/>
+            <w:tcW w:w="1420" w:type="dxa"/>
           </w:tcPr>
           <w:p>
             <w:pPr>
@@ -6436,7 +6436,7 @@
         </w:trPr>
         <w:tc>
           <w:tcPr>
-            <w:tcW w:w="1058" w:type="dxa"/>
+            <w:tcW w:w="1182" w:type="dxa"/>
           </w:tcPr>
           <w:p>
             <w:pPr>
@@ -6453,7 +6453,7 @@
         </w:tc>
         <w:tc>
           <w:tcPr>
-            <w:tcW w:w="3094" w:type="dxa"/>
+            <w:tcW w:w="3457" w:type="dxa"/>
           </w:tcPr>
           <w:p>
             <w:pPr>
@@ -6470,7 +6470,7 @@
         </w:tc>
         <w:tc>
           <w:tcPr>
-            <w:tcW w:w="2487" w:type="dxa"/>
+            <w:tcW w:w="2779" w:type="dxa"/>
           </w:tcPr>
           <w:p>
             <w:pPr>
@@ -6487,7 +6487,7 @@
         </w:tc>
         <w:tc>
           <w:tcPr>
-            <w:tcW w:w="1271" w:type="dxa"/>
+            <w:tcW w:w="1420" w:type="dxa"/>
           </w:tcPr>
           <w:p>
             <w:pPr>
@@ -6509,7 +6509,7 @@
         </w:trPr>
         <w:tc>
           <w:tcPr>
-            <w:tcW w:w="1058" w:type="dxa"/>
+            <w:tcW w:w="1182" w:type="dxa"/>
           </w:tcPr>
           <w:p>
             <w:pPr>
@@ -6526,7 +6526,7 @@
         </w:tc>
         <w:tc>
           <w:tcPr>
-            <w:tcW w:w="3094" w:type="dxa"/>
+            <w:tcW w:w="3457" w:type="dxa"/>
           </w:tcPr>
           <w:p>
             <w:pPr>
@@ -6543,7 +6543,7 @@
         </w:tc>
         <w:tc>
           <w:tcPr>
-            <w:tcW w:w="2487" w:type="dxa"/>
+            <w:tcW w:w="2779" w:type="dxa"/>
           </w:tcPr>
           <w:p>
             <w:pPr>
@@ -6560,7 +6560,7 @@
         </w:tc>
         <w:tc>
           <w:tcPr>
-            <w:tcW w:w="1271" w:type="dxa"/>
+            <w:tcW w:w="1420" w:type="dxa"/>
           </w:tcPr>
           <w:p>
             <w:pPr>
@@ -6582,7 +6582,7 @@
         </w:trPr>
         <w:tc>
           <w:tcPr>
-            <w:tcW w:w="1058" w:type="dxa"/>
+            <w:tcW w:w="1182" w:type="dxa"/>
           </w:tcPr>
           <w:p>
             <w:pPr>
@@ -6599,7 +6599,7 @@
         </w:tc>
         <w:tc>
           <w:tcPr>
-            <w:tcW w:w="3094" w:type="dxa"/>
+            <w:tcW w:w="3457" w:type="dxa"/>
           </w:tcPr>
           <w:p>
             <w:pPr>
@@ -6616,7 +6616,7 @@
         </w:tc>
         <w:tc>
           <w:tcPr>
-            <w:tcW w:w="2487" w:type="dxa"/>
+            <w:tcW w:w="2779" w:type="dxa"/>
           </w:tcPr>
           <w:p>
             <w:pPr>
@@ -6633,7 +6633,7 @@
         </w:tc>
         <w:tc>
           <w:tcPr>
-            <w:tcW w:w="1271" w:type="dxa"/>
+            <w:tcW w:w="1420" w:type="dxa"/>
           </w:tcPr>
           <w:p>
             <w:pPr>
@@ -6676,8 +6676,8 @@
         </w:tblBorders>
       </w:tblPr>
       <w:tblGrid>
-        <w:gridCol w:w="2532"/>
-        <w:gridCol w:w="5383"/>
+        <w:gridCol w:w="2827"/>
+        <w:gridCol w:w="6011"/>
       </w:tblGrid>
       <w:tr>
         <w:trPr>
@@ -6686,7 +6686,7 @@
         </w:trPr>
         <w:tc>
           <w:tcPr>
-            <w:tcW w:w="2532" w:type="dxa"/>
+            <w:tcW w:w="2827" w:type="dxa"/>
             <w:shd w:val="clear" w:color="auto" w:fill="D9E2F3"/>
           </w:tcPr>
           <w:p>
@@ -6705,7 +6705,7 @@
         </w:tc>
         <w:tc>
           <w:tcPr>
-            <w:tcW w:w="5383" w:type="dxa"/>
+            <w:tcW w:w="6011" w:type="dxa"/>
             <w:shd w:val="clear" w:color="auto" w:fill="D9E2F3"/>
           </w:tcPr>
           <w:p>
@@ -6729,7 +6729,7 @@
         </w:trPr>
         <w:tc>
           <w:tcPr>
-            <w:tcW w:w="2532" w:type="dxa"/>
+            <w:tcW w:w="2827" w:type="dxa"/>
           </w:tcPr>
           <w:p>
             <w:pPr>
@@ -6746,7 +6746,7 @@
         </w:tc>
         <w:tc>
           <w:tcPr>
-            <w:tcW w:w="5383" w:type="dxa"/>
+            <w:tcW w:w="6011" w:type="dxa"/>
           </w:tcPr>
           <w:p>
             <w:pPr>
@@ -6768,7 +6768,7 @@
         </w:trPr>
         <w:tc>
           <w:tcPr>
-            <w:tcW w:w="2532" w:type="dxa"/>
+            <w:tcW w:w="2827" w:type="dxa"/>
           </w:tcPr>
           <w:p>
             <w:pPr>
@@ -6785,7 +6785,7 @@
         </w:tc>
         <w:tc>
           <w:tcPr>
-            <w:tcW w:w="5383" w:type="dxa"/>
+            <w:tcW w:w="6011" w:type="dxa"/>
           </w:tcPr>
           <w:p>
             <w:pPr>
@@ -6807,7 +6807,7 @@
         </w:trPr>
         <w:tc>
           <w:tcPr>
-            <w:tcW w:w="2532" w:type="dxa"/>
+            <w:tcW w:w="2827" w:type="dxa"/>
           </w:tcPr>
           <w:p>
             <w:pPr>
@@ -6824,7 +6824,7 @@
         </w:tc>
         <w:tc>
           <w:tcPr>
-            <w:tcW w:w="5383" w:type="dxa"/>
+            <w:tcW w:w="6011" w:type="dxa"/>
           </w:tcPr>
           <w:p>
             <w:pPr>
@@ -6846,7 +6846,7 @@
         </w:trPr>
         <w:tc>
           <w:tcPr>
-            <w:tcW w:w="2532" w:type="dxa"/>
+            <w:tcW w:w="2827" w:type="dxa"/>
           </w:tcPr>
           <w:p>
             <w:pPr>
@@ -6863,7 +6863,7 @@
         </w:tc>
         <w:tc>
           <w:tcPr>
-            <w:tcW w:w="5383" w:type="dxa"/>
+            <w:tcW w:w="6011" w:type="dxa"/>
           </w:tcPr>
           <w:p>
             <w:pPr>
@@ -6885,7 +6885,7 @@
         </w:trPr>
         <w:tc>
           <w:tcPr>
-            <w:tcW w:w="2532" w:type="dxa"/>
+            <w:tcW w:w="2827" w:type="dxa"/>
           </w:tcPr>
           <w:p>
             <w:pPr>
@@ -6902,7 +6902,7 @@
         </w:tc>
         <w:tc>
           <w:tcPr>
-            <w:tcW w:w="5383" w:type="dxa"/>
+            <w:tcW w:w="6011" w:type="dxa"/>
           </w:tcPr>
           <w:p>
             <w:pPr>
@@ -6924,7 +6924,7 @@
         </w:trPr>
         <w:tc>
           <w:tcPr>
-            <w:tcW w:w="2532" w:type="dxa"/>
+            <w:tcW w:w="2827" w:type="dxa"/>
           </w:tcPr>
           <w:p>
             <w:pPr>
@@ -6941,7 +6941,7 @@
         </w:tc>
         <w:tc>
           <w:tcPr>
-            <w:tcW w:w="5383" w:type="dxa"/>
+            <w:tcW w:w="6011" w:type="dxa"/>
           </w:tcPr>
           <w:p>
             <w:pPr>
@@ -6963,7 +6963,7 @@
         </w:trPr>
         <w:tc>
           <w:tcPr>
-            <w:tcW w:w="2532" w:type="dxa"/>
+            <w:tcW w:w="2827" w:type="dxa"/>
           </w:tcPr>
           <w:p>
             <w:pPr>
@@ -6980,7 +6980,7 @@
         </w:tc>
         <w:tc>
           <w:tcPr>
-            <w:tcW w:w="5383" w:type="dxa"/>
+            <w:tcW w:w="6011" w:type="dxa"/>
           </w:tcPr>
           <w:p>
             <w:pPr>
@@ -7002,7 +7002,7 @@
         </w:trPr>
         <w:tc>
           <w:tcPr>
-            <w:tcW w:w="2532" w:type="dxa"/>
+            <w:tcW w:w="2827" w:type="dxa"/>
           </w:tcPr>
           <w:p>
             <w:pPr>
@@ -7019,7 +7019,7 @@
         </w:tc>
         <w:tc>
           <w:tcPr>
-            <w:tcW w:w="5383" w:type="dxa"/>
+            <w:tcW w:w="6011" w:type="dxa"/>
           </w:tcPr>
           <w:p>
             <w:pPr>
@@ -7041,7 +7041,7 @@
         </w:trPr>
         <w:tc>
           <w:tcPr>
-            <w:tcW w:w="2532" w:type="dxa"/>
+            <w:tcW w:w="2827" w:type="dxa"/>
           </w:tcPr>
           <w:p>
             <w:pPr>
@@ -7058,7 +7058,7 @@
         </w:tc>
         <w:tc>
           <w:tcPr>
-            <w:tcW w:w="5383" w:type="dxa"/>
+            <w:tcW w:w="6011" w:type="dxa"/>
           </w:tcPr>
           <w:p>
             <w:pPr>
